--- a/审阅报告.docx
+++ b/审阅报告.docx
@@ -171,7 +171,7 @@
           <w:i w:val="0"/>
           <w:sz w:val="24"/>
         </w:rPr>
-        <w:t xml:space="preserve">  • 关于纳税人取得虚开的增值税专用发票处理问题的通知</w:t>
+        <w:t xml:space="preserve">  • 浙江省温州市鹿城区司法局增值税发票合规使用指引（试行）</w:t>
       </w:r>
     </w:p>
     <w:p>
@@ -182,7 +182,7 @@
           <w:i w:val="0"/>
           <w:sz w:val="24"/>
         </w:rPr>
-        <w:t xml:space="preserve">  • 关于惩治虚开、伪造和非法出售增值税专用发票犯罪的决定</w:t>
+        <w:t xml:space="preserve">  • 关于纳税人虚开增值税专用发票征补税款问题的公告</w:t>
       </w:r>
     </w:p>
     <w:p>
@@ -193,7 +193,7 @@
           <w:i w:val="0"/>
           <w:sz w:val="24"/>
         </w:rPr>
-        <w:t xml:space="preserve">  • 浙江省温州市鹿城区司法局增值税发票合规使用指引（试行）</w:t>
+        <w:t xml:space="preserve">  • 浙江省企业涉税事项合规管理专项指引（试行）</w:t>
       </w:r>
     </w:p>
     <w:p>
@@ -215,7 +215,7 @@
           <w:i w:val="0"/>
           <w:sz w:val="24"/>
         </w:rPr>
-        <w:t>条款5.4明确违反了《关于惩治虚开、伪造和非法出售增值税专用发票犯罪的决定》及《关于纳税人取得虚开的增值税专用发票处理问题的通知》中关于禁止虚开增值税专用发票的规定。该条款约定对“并未完全发生或金额与实际不符的交易”通过第三方开具发票，属于典型的“让他人为自己虚开增值税专用发票”行为，构成虚开发票罪和偷税，严重触犯法律红线。条款5.5违反了《发票管理办法》及合规指引中关于发票需按实际经营业务如实开具的规定，其所谓的“灵活安排”、“平滑年度应纳税所得额”实质是建议企业通过调节开票时间或金额来人为操纵利润，属于违规的会计调整和税务筹划。</w:t>
+        <w:t>条款5.4严重违反了税收法律法规。该条款明确提出“将部分并未完全发生或金额与实际不符的交易，通过第三方供应商进行发票开具和抵扣”，这属于典型的“让他人为自己虚开增值税专用发票”的行为。根据《关于纳税人虚开增值税专用发票征补税款问题的公告》规定：“纳税人取得虚开的增值税专用发票，不得作为增值税合法有效的扣税凭证抵扣其进项税额。”同时，该行为违反了《浙江省温州市鹿城区司法局增值税发票合规使用指引（试行）》第一条及第三条关于发票行为需符合法律法规的规定。此外，条款5.5提出对开票金额进行“灵活安排”以“平滑年度应纳税所得额”，违反了发票开具必须与实际经营业务相符的原则，存在隐瞒收入、虚假申报的税务风险。</w:t>
       </w:r>
     </w:p>
     <w:p>
@@ -238,7 +238,11 @@
           <w:color w:val="006400"/>
           <w:sz w:val="24"/>
         </w:rPr>
-        <w:t>建议删除条款5.4全部内容，严禁在合同中出现任何涉及虚开发票、虚构交易或协助偷逃税款的约定。建议修改条款5.5，将其改为：“乙方应建议甲方严格按照权责发生制原则和税法规定的纳税义务发生时间，对已经发生的业务如实开具发票，确保会计核算与税务申报的真实性与准确性。”条款5.1、5.2、5.3、5.6内容基本合规，建议保留，但需注意5.2中的筹划方案必须建立在具有合理商业目的且符合税法规定的基础之上。</w:t>
+        <w:t>建议立即删除条款5.4，该条款描述的行为涉嫌虚开增值税专用发票犯罪，必须严格禁止。建议修改条款5.5，明确发票开具需基于真实交易。具体修改建议如下：</w:t>
+        <w:br/>
+        <w:t>1. 将条款5.4修改为：“乙方应协助甲方加强发票管理，确保所有增值税专用发票的开具与抵扣均基于真实、合法的交易背景。严禁为他人、为自己、让他人为自己、介绍他人虚开增值税专用发票。”</w:t>
+        <w:br/>
+        <w:t>2. 将条款5.5修改为：“乙方应建议甲方严格按照《中华人民共和国发票管理办法》及其实施细则的规定，根据实际经营业务情况如实开具发票。对于跨年度业务，应依据权责发生制原则和税法规定确认收入与成本，不得通过随意调整开票时间和金额来人为调节应纳税额。”</w:t>
       </w:r>
     </w:p>
     <w:p>
@@ -249,7 +253,7 @@
           <w:i w:val="0"/>
           <w:sz w:val="24"/>
         </w:rPr>
-        <w:t>─────────────────────────────────────</w:t>
+        <w:t>────────────────────────────────────</w:t>
       </w:r>
     </w:p>
     <w:p>
@@ -353,6 +357,17 @@
       <w:r>
         <w:rPr>
           <w:rFonts w:ascii="宋体" w:hAnsi="宋体" w:eastAsia="宋体"/>
+          <w:b w:val="0"/>
+          <w:i w:val="0"/>
+          <w:sz w:val="24"/>
+        </w:rPr>
+        <w:t xml:space="preserve">  • 中华人民共和国发票管理办法</w:t>
+      </w:r>
+    </w:p>
+    <w:p>
+      <w:r>
+        <w:rPr>
+          <w:rFonts w:ascii="宋体" w:hAnsi="宋体" w:eastAsia="宋体"/>
           <w:b/>
           <w:i w:val="0"/>
           <w:sz w:val="24"/>
@@ -368,7 +383,7 @@
           <w:i w:val="0"/>
           <w:sz w:val="24"/>
         </w:rPr>
-        <w:t>条款6.3中约定“乙方应无偿协助甲方通过补充发票……将税负控制在不高于5%的水平”，该表述存在严重的税务合规风险。根据《企业所得税税前扣除凭证管理办法》第二条规定，税前扣除凭证是企业计算应纳税所得额时，证明与取得收入有关的、合理的支出实际发生，并据以税前扣除的各类凭证。条款中“补充发票”的表述暗示在缺乏真实业务发生的情况下通过非法手段获取发票以虚增成本，从而达到降低税负的目的，这违反了税前扣除需遵循的真实性、相关性原则，涉嫌虚开发票和偷逃税款，属于明确的违规行为。</w:t>
+        <w:t>条款6.3中明确约定通过“补充发票”的方式将税负控制在特定水平。根据《企业所得税税前扣除凭证管理办法》第二条规定，税前扣除凭证是证明支出实际发生的凭证。合同中约定的“补充发票”通常暗示在没有真实业务发生的情况下虚开发票以增加成本，从而人为降低税负，这严重违反了《中华人民共和国发票管理办法》中关于禁止虚开发票的规定，以及《企业所得税税前扣除凭证管理办法》关于支出真实性的要求。该条款直接构成了通过非法手段偷逃税款的合意，属于严重违规。</w:t>
       </w:r>
     </w:p>
     <w:p>
@@ -391,7 +406,7 @@
           <w:color w:val="006400"/>
           <w:sz w:val="24"/>
         </w:rPr>
-        <w:t>建议删除“补充发票”及涉及虚构成本调整方式的表述，修改为合法的税务筹划表述。例如：“乙方应在法律法规允许的范围内，通过优化税务架构、充分利用税收优惠政策、完善财务核算体系等合规途径，协助甲方降低税务风险并优化税负水平。”</w:t>
+        <w:t>建议删除条款6.3中关于“补充发票”的表述，并修改关于税负率的刚性承诺。税务筹划应基于合法的商业安排和税收优惠政策，而非通过虚构成本来调节税负。建议修改为：“乙方应通过合法合规的税务筹划方案协助甲方优化税负结构。如因乙方提供的筹划方案存在违法违规风险导致甲方税务损失，乙方应承担相应违约责任。”同时，删除关于“超出部分税额两倍罚款”的约定，避免合同条款成为税务违法行为的证据。</w:t>
       </w:r>
     </w:p>
     <w:p>
@@ -402,7 +417,7 @@
           <w:i w:val="0"/>
           <w:sz w:val="24"/>
         </w:rPr>
-        <w:t>─────────────────────────────────────</w:t>
+        <w:t>────────────────────────────────────</w:t>
       </w:r>
     </w:p>
     <w:sectPr>
